--- a/klagomål/A 15337-2025 FSC-klagomål.docx
+++ b/klagomål/A 15337-2025 FSC-klagomål.docx
@@ -1039,7 +1039,7 @@
     <w:r>
       <w:tab/>
       <w:tab/>
-      <w:t>2026-05-27</w:t>
+      <w:t>2026-05-28</w:t>
       <w:br/>
       <w:br/>
     </w:r>
